--- a/work/d2res.docx
+++ b/work/d2res.docx
@@ -7,7 +7,7 @@
         <w:pStyle w:val="Title"/>
       </w:pPr>
       <w:r>
-        <w:t xml:space="preserve">Debate 2</w:t>
+        <w:t xml:space="preserve">Debate 2 - Technology</w:t>
       </w:r>
     </w:p>
     <w:p>
@@ -170,7 +170,7 @@
         </w:numPr>
       </w:pPr>
       <w:r>
-        <w:t xml:space="preserve">Unlike the first debate, however, this resolution has an increased role for external research. You may wish to learn more about details of the resolution (methods and mechanisms of energy production; AI demand for energy; methods of energy production; the current role the state has in energy; etc).</w:t>
+        <w:t xml:space="preserve">Unlike the first debate, however, this resolution has an increased role for external research. You may wish to learn more about details of the resolution (methods and mechanisms of energy production; AI demand for energy; the current role the state has in energy; etc).</w:t>
       </w:r>
     </w:p>
     <w:p>

--- a/work/d2res.docx
+++ b/work/d2res.docx
@@ -55,6 +55,106 @@
         <w:t xml:space="preserve">The United States should significantly expand nuclear energy production to provide the electricity necessary for artificial intelligence systems.</w:t>
       </w:r>
     </w:p>
+    <w:p>
+      <w:pPr>
+        <w:pStyle w:val="TableCaption"/>
+      </w:pPr>
+      <w:r>
+        <w:t xml:space="preserve">Teams</w:t>
+      </w:r>
+    </w:p>
+    <w:tbl>
+      <w:tblPr>
+        <w:tblStyle w:val="Table"/>
+        <w:tblW w:type="auto" w:w="0"/>
+        <w:tblLook w:firstRow="1" w:lastRow="0" w:firstColumn="0" w:lastColumn="0" w:noHBand="0" w:noVBand="0" w:val="0020"/>
+        <w:tblCaption w:val="Teams"/>
+      </w:tblPr>
+      <w:tblGrid>
+        <w:gridCol w:w="2640"/>
+        <w:gridCol w:w="2640"/>
+        <w:gridCol w:w="2640"/>
+      </w:tblGrid>
+      <w:tr>
+        <w:trPr>
+          <w:tblHeader w:val="on"/>
+        </w:trPr>
+        <w:tc>
+          <w:tcPr/>
+          <w:p>
+            <w:pPr>
+              <w:pStyle w:val="Compact"/>
+              <w:jc w:val="left"/>
+            </w:pPr>
+            <w:r>
+              <w:t xml:space="preserve">Affirm</w:t>
+            </w:r>
+          </w:p>
+        </w:tc>
+        <w:tc>
+          <w:tcPr/>
+          <w:p>
+            <w:pPr>
+              <w:pStyle w:val="Compact"/>
+              <w:jc w:val="left"/>
+            </w:pPr>
+            <w:r>
+              <w:t xml:space="preserve">Negate</w:t>
+            </w:r>
+          </w:p>
+        </w:tc>
+        <w:tc>
+          <w:tcPr/>
+          <w:p>
+            <w:pPr>
+              <w:pStyle w:val="Compact"/>
+              <w:jc w:val="left"/>
+            </w:pPr>
+            <w:r>
+              <w:t xml:space="preserve">Jury</w:t>
+            </w:r>
+          </w:p>
+        </w:tc>
+      </w:tr>
+      <w:tr>
+        <w:tc>
+          <w:tcPr/>
+          <w:p>
+            <w:pPr>
+              <w:pStyle w:val="Compact"/>
+              <w:jc w:val="left"/>
+            </w:pPr>
+            <w:r>
+              <w:t xml:space="preserve">Team 2</w:t>
+            </w:r>
+          </w:p>
+        </w:tc>
+        <w:tc>
+          <w:tcPr/>
+          <w:p>
+            <w:pPr>
+              <w:pStyle w:val="Compact"/>
+              <w:jc w:val="left"/>
+            </w:pPr>
+            <w:r>
+              <w:t xml:space="preserve">Team 3</w:t>
+            </w:r>
+          </w:p>
+        </w:tc>
+        <w:tc>
+          <w:tcPr/>
+          <w:p>
+            <w:pPr>
+              <w:pStyle w:val="Compact"/>
+              <w:jc w:val="left"/>
+            </w:pPr>
+            <w:r>
+              <w:t xml:space="preserve">Team 1</w:t>
+            </w:r>
+          </w:p>
+        </w:tc>
+      </w:tr>
+    </w:tbl>
     <w:bookmarkEnd w:id="20"/>
     <w:bookmarkStart w:id="23" w:name="amendments-and-adjustments"/>
     <w:p>

--- a/work/d2res.docx
+++ b/work/d2res.docx
@@ -34,7 +34,7 @@
         <w:t xml:space="preserve">S2026</w:t>
       </w:r>
     </w:p>
-    <w:bookmarkStart w:id="20" w:name="resolution"/>
+    <w:bookmarkStart w:id="9" w:name="resolution"/>
     <w:p>
       <w:pPr>
         <w:pStyle w:val="Heading2"/>
@@ -155,8 +155,8 @@
         </w:tc>
       </w:tr>
     </w:tbl>
-    <w:bookmarkEnd w:id="20"/>
-    <w:bookmarkStart w:id="23" w:name="amendments-and-adjustments"/>
+    <w:bookmarkEnd w:id="9"/>
+    <w:bookmarkStart w:id="12" w:name="amendments-and-adjustments"/>
     <w:p>
       <w:pPr>
         <w:pStyle w:val="Heading2"/>
@@ -179,7 +179,7 @@
       <w:r>
         <w:t xml:space="preserve"> </w:t>
       </w:r>
-      <w:hyperlink r:id="rId21">
+      <w:hyperlink r:id="rId10">
         <w:r>
           <w:rPr>
             <w:rStyle w:val="Hyperlink"/>
@@ -196,7 +196,7 @@
       <w:r>
         <w:t xml:space="preserve"> </w:t>
       </w:r>
-      <w:hyperlink r:id="rId22">
+      <w:hyperlink r:id="rId11">
         <w:r>
           <w:rPr>
             <w:rStyle w:val="Hyperlink"/>
@@ -239,8 +239,8 @@
         <w:t xml:space="preserve">adjustments to the standard debate format for this debate.</w:t>
       </w:r>
     </w:p>
-    <w:bookmarkEnd w:id="23"/>
-    <w:bookmarkStart w:id="24" w:name="judges-notes"/>
+    <w:bookmarkEnd w:id="12"/>
+    <w:bookmarkStart w:id="13" w:name="judges-notes"/>
     <w:p>
       <w:pPr>
         <w:pStyle w:val="Heading2"/>
@@ -285,7 +285,7 @@
         <w:t xml:space="preserve">That said, make sure to think about the right level of detail: this is a short-form debate, not an extended white paper, so while you need evidence, getting too deep into the weeds of energy policy may not be to your advantage.</w:t>
       </w:r>
     </w:p>
-    <w:bookmarkEnd w:id="24"/>
+    <w:bookmarkEnd w:id="13"/>
     <w:sectPr>
       <w:footnotePr>
         <w:numRestart w:val="eachSect"/>
@@ -516,10 +516,10 @@
   <w:docDefaults>
     <w:rPrDefault>
       <w:rPr>
-        <w:rFonts w:asciiTheme="minorHAnsi" w:cstheme="minorBidi" w:eastAsiaTheme="minorHAnsi" w:hAnsiTheme="minorHAnsi"/>
+        <w:rFonts w:asciiTheme="minorHAnsi" w:cstheme="minorBidi" w:eastAsiaTheme="minorEastAsia" w:hAnsiTheme="minorHAnsi"/>
         <w:sz w:val="24"/>
         <w:szCs w:val="24"/>
-        <w:lang w:bidi="ar-SA" w:eastAsia="en-US" w:val="en-US"/>
+        <w:lang w:bidi="ar-SA" w:eastAsia="zh-CN" w:val="en-US"/>
       </w:rPr>
     </w:rPrDefault>
     <w:pPrDefault>
@@ -1060,13 +1060,6 @@
       </w:tblCellMar>
     </w:tblPr>
     <w:tblStylePr w:type="firstRow">
-      <w:tblPr>
-        <w:jc w:val="left"/>
-        <w:tblInd w:type="dxa" w:w="0"/>
-      </w:tblPr>
-      <w:trPr>
-        <w:jc w:val="left"/>
-      </w:trPr>
       <w:tcPr>
         <w:tcBorders>
           <w:bottom w:val="single"/>
